--- a/제작본/08_단서카드.docx
+++ b/제작본/08_단서카드.docx
@@ -103,7 +103,7 @@
     </w:p>
     <w:p>
       <w:r>
-        <w:t>찢다 만 초상 스케치: 서린의 화실에서 발견된 습작. 한송이의 얼굴을 그리다 만 흔적. 얼굴 부분만 거칠게 찢겨 나가 있다.</w:t>
+        <w:t>서린의 처방 기록: 사건 반년 전부터 신경안정제와 수면제 처방량이 급격히 늘었다. 의사 소견란에는 '환청과 환시를 호소함'이라고 적혀 있다.</w:t>
       </w:r>
     </w:p>
     <w:p>
@@ -113,7 +113,7 @@
     </w:p>
     <w:p>
       <w:r>
-        <w:t>쓰다 만 저주부: 해월의 부적함 깊숙한 곳에서 나온 부적. 저주할 대상의 이름 자리에 '尹(윤)' 자가 쓰다 만 채 남아 있고, 부적은 끝내 완성되지 않았다.</w:t>
+        <w:t>해월의 수첩: '9월 3일 아침, 사저 신당 방문. 부적 건 상의.' 사건 바로 다음 날 아침, 해월이 그 신당에 갈 예정이었다는 메모.</w:t>
       </w:r>
     </w:p>
     <w:p>
@@ -178,7 +178,7 @@
     </w:p>
     <w:p>
       <w:r>
-        <w:t>형사와 정해월의 통화 음성 파일: 해월당이죠? 28년 전 실종 사건을 수사하고 있는 형사입니다. 내일 밤 찾아뵙겠습니다.</w:t>
+        <w:t>형사와 정해월의 통화 음성 파일: 해월당이죠? 28년 전 실종 사건을 수사하고 있는 강형사입니다. 내일 밤 찾아뵙겠습니다.</w:t>
       </w:r>
     </w:p>
     <w:p>

--- a/제작본/08_단서카드.docx
+++ b/제작본/08_단서카드.docx
@@ -13,7 +13,12 @@
     <w:p/>
     <w:p>
       <w:r>
-        <w:t>단서카드 (29장)</w:t>
+        <w:t>단서카드 (31장)</w:t>
+      </w:r>
+    </w:p>
+    <w:p>
+      <w:r>
+        <w:t>* [기억 조각]은 형사 전용 비공개 단서입니다. 나머지 일반 단서는 페이즈 시작 시 각자 1장씩 비공개 배분됩니다.</w:t>
       </w:r>
     </w:p>
     <w:p>
@@ -38,22 +43,22 @@
     </w:p>
     <w:p>
       <w:r>
+        <w:t>부고장: 故 박이안 (향년 4세)</w:t>
+      </w:r>
+    </w:p>
+    <w:p>
+      <w:r>
+        <w:t>이안의 진료 기록: 생후부터 이어진 원인 불명의 쇠약 증세. 큰 병원 세 곳을 돌았지만 어느 곳도 뚜렷한 병명을 찾지 못했다. 마지막 소견서에는 '선천적 허약 체질로 추정'이라고만 적혀 있다.</w:t>
+      </w:r>
+    </w:p>
+    <w:p>
+      <w:r>
         <w:t>[기억 조각/형사]: "나는 형사다. 복송동 두 여인 실종사건을 수사하러 신당에 당도했다. 사건이 일어난 날은 1998년 9월 2일 밤이다."</w:t>
       </w:r>
     </w:p>
     <w:p>
       <w:r>
         <w:t>2페이즈 — "이안이는 왜 죽었는가?"</w:t>
-      </w:r>
-    </w:p>
-    <w:p>
-      <w:r>
-        <w:t>부고장: 故 박이안 (향년 4세)</w:t>
-      </w:r>
-    </w:p>
-    <w:p>
-      <w:r>
-        <w:t>이안의 진료 기록: 생후부터 이어진 원인 불명의 쇠약 증세. 큰 병원 세 곳을 돌았지만 어느 곳도 뚜렷한 병명을 찾지 못했다. 마지막 소견서에는 '선천적 허약 체질로 추정'이라고만 적혀 있다.</w:t>
       </w:r>
     </w:p>
     <w:p>
@@ -78,6 +83,11 @@
     </w:p>
     <w:p>
       <w:r>
+        <w:t>송이의 일기: 재훈 씨마저 내 곁을 떠나고 나는 결국 혼자 남았다. 그런 나를 버티게 해주는 건 하늘이 뿐이다. 때때로 하늘이를 돌볼 때마다 서린이의 아들이라는 걸 알면서도 꼭 우리 이안이가 살아 돌아온 듯한 기분이 든다.</w:t>
+      </w:r>
+    </w:p>
+    <w:p>
+      <w:r>
         <w:t>[기억 조각/형사]: "어머니가 일찍 돌아가셨다는 사실만 어렴풋이 떠오른다. 그런 엄마를 대신해 가끔 나를 돌봐주던 이모의 슬픈 눈이 떠오른다."</w:t>
       </w:r>
     </w:p>
@@ -93,32 +103,22 @@
     </w:p>
     <w:p>
       <w:r>
-        <w:t>신당 방범 카메라 캡처본 (실종 당일 밤): 비에 젖은 한송이가 신당 앞에 서 있는 모습. 재킷 밑으로 뾰족한 칼끝이 조금 튀어나와 있다. (경찰에 제출된 기록이 없는, 어디선가 숨겨져 있던 테이프다)</w:t>
+        <w:t>신당 방범 카메라 캡처본 (실종 당일 밤): 비에 젖은 여인이 신당 앞에 서 있는 모습. 재킷 밑으로 뾰족한 칼끝이 조금 튀어나와 있다. 우산과 빗줄기에 얼굴은 가려 보이지 않는다 — 체형과 체크무늬 재킷이 한송이로 추정될 뿐이다. (경찰에 제출된 기록이 없는, 어디선가 숨겨져 있던 테이프다)</w:t>
       </w:r>
     </w:p>
     <w:p>
       <w:r>
-        <w:t>이웃 주민 탐문 조서: 실종 사건이 있던 밤이요? 저 끝쪽 강씨네 전원주택 있죠, 건축가 양반네요. 그날 밤 그 집 차고 쪽에서 뭔가 쿵쾅거리는 소란이 났던 것 같아요. 비명 소리 같기도 했는데, 빗소리가 하도 요란해서 확신은 못 하겠네요.</w:t>
+        <w:t>이웃 주민 탐문 조서: 실종 사건이 있던 밤이요? 저 끝쪽 강씨네 전원주택 있죠, 건축가 양반네요. 그날 밤 그 집 차고 쪽에서 뭔가 쿵쾅거리는 소란이 났던 것 같아요. 비명 소리 같기도 했는데, 빗소리가 하도 요란해서 확신은 못 하겠네요. 아, 그런데 그 집 거실엔 밤새 TV 불빛이 어른거리고 있었어요.</w:t>
       </w:r>
     </w:p>
     <w:p>
       <w:r>
-        <w:t>서린의 처방 기록: 사건 반년 전부터 신경안정제와 수면제 처방량이 급격히 늘었다. 의사 소견란에는 '환청과 환시를 호소함'이라고 적혀 있다.</w:t>
-      </w:r>
-    </w:p>
-    <w:p>
-      <w:r>
-        <w:t>꾸려진 여행 가방: 서린의 신당 안방 장롱에서 발견. 현금 뭉치와 갈아입을 옷가지. 당장이라도 어디론가 떠날 수 있게 꾸려져 있었다.</w:t>
+        <w:t>새벽의 목격담: 실종 당일 밤을 넘긴 새벽 2시경, 서린의 신당에 불이 켜져 있었고 창호지 너머로 사람 그림자가 분주히 움직였다는 행인의 증언.</w:t>
       </w:r>
     </w:p>
     <w:p>
       <w:r>
         <w:t>해월의 수첩: '9월 3일 아침, 사저 신당 방문. 부적 건 상의.' 사건 바로 다음 날 아침, 해월이 그 신당에 갈 예정이었다는 메모.</w:t>
-      </w:r>
-    </w:p>
-    <w:p>
-      <w:r>
-        <w:t>서린의 유언장: 사망 시 내 명의로 되어 있는 신당은 정해월에게 양도한다.</w:t>
       </w:r>
     </w:p>
     <w:p>
@@ -158,7 +158,7 @@
     </w:p>
     <w:p>
       <w:r>
-        <w:t>송이의 일기: 재훈 씨마저 내 곁을 떠나고 나는 결국 혼자 남았다. 그런 나를 버티게 해주는 건 하늘이 뿐이다. 때때로 하늘이를 돌볼 때마다 서린이의 아들이라는 걸 알면서도 꼭 우리 이안이가 살아 돌아온 듯한 기분이 든다.</w:t>
+        <w:t>서린의 처방 기록: 사건 반년 전부터 신경안정제와 수면제 처방량이 급격히 늘었다. 의사 소견란에는 '환청과 환시를 호소함'이라고 적혀 있다.</w:t>
       </w:r>
     </w:p>
     <w:p>
@@ -179,6 +179,21 @@
     <w:p>
       <w:r>
         <w:t>형사와 정해월의 통화 음성 파일: 해월당이죠? 28년 전 실종 사건을 수사하고 있는 강형사입니다. 내일 밤 찾아뵙겠습니다.</w:t>
+      </w:r>
+    </w:p>
+    <w:p>
+      <w:r>
+        <w:t>서린의 유언장: 사망 시 내 명의로 되어 있는 신당은 정해월에게 양도한다.</w:t>
+      </w:r>
+    </w:p>
+    <w:p>
+      <w:r>
+        <w:t>꾸려진 여행 가방: 서린의 신당 안방 장롱에서 발견. 현금 뭉치와 갈아입을 옷가지. 당장이라도 어디론가 떠날 수 있게 꾸려져 있었다.</w:t>
+      </w:r>
+    </w:p>
+    <w:p>
+      <w:r>
+        <w:t>서린의 마지막 일기 (9월 2일 낮): '하늘이가 네 번째 생일 케이크를 다 먹었다. 약속대로, 이제 끝내야 한다. 오늘 밤 송이에게 전부 말하고 무릎을 꿇겠다. 이안이 곁에 무릎 꿇고 빌 수 있다면 백 번이라도 빌겠다. 내가 받을 벌이라면, 무엇이든.'</w:t>
       </w:r>
     </w:p>
     <w:p>

--- a/제작본/08_단서카드.docx
+++ b/제작본/08_단서카드.docx
@@ -38,7 +38,7 @@
     </w:p>
     <w:p>
       <w:r>
-        <w:t>이혼 조정 기록 사본: 이혼 성립 후에도 윤서린이 아들 하늘의 양육권을 되찾으려 소송을 준비 중이었다는 기록. "아이를 못 보면 죽어버릴 것"이라는 발언이 적혀 있다. 강지석과 신당 앞에서 크게 다퉜다는 이웃 증언이 첨부되어 있다.</w:t>
+        <w:t>이혼 조정 기록 사본: 이혼 성립 후 윤서린이 아들 하늘의 양육권을 되찾으려 소송을 냈으나 패소했다는 기록. "아이를 못 보면 죽어버릴 것"이라는 발언이 적혀 있다. 강지석과 신당 앞에서 크게 다퉜다는 이웃 증언이 첨부되어 있다.</w:t>
       </w:r>
     </w:p>
     <w:p>
@@ -188,7 +188,7 @@
     </w:p>
     <w:p>
       <w:r>
-        <w:t>꾸려진 여행 가방: 서린의 신당 안방 장롱에서 발견. 현금 뭉치와 갈아입을 옷가지. 당장이라도 어디론가 떠날 수 있게 꾸려져 있었다.</w:t>
+        <w:t>꾸려진 여행 가방: 서린의 신당 안방 장롱에서 발견. 현금 뭉치와 갈아입을 옷가지 — 어른 것과 아이 것이 함께 들어 있다. 당장이라도 어디론가 떠날 수 있게 꾸려져 있었다.</w:t>
       </w:r>
     </w:p>
     <w:p>
@@ -198,7 +198,7 @@
     </w:p>
     <w:p>
       <w:r>
-        <w:t>[기억 조각/형사]: "나는 죽었어야 할 아이다. 내 사주와 생명은 원래 내 것이 아니라 이안이의 것이었다. 나는 강하늘이다."</w:t>
+        <w:t>[기억 조각/형사]: "나는 죽었어야 할 아이다. 내 사주와 생명은 원래 내 것이 아니라 이안이의 것이었다. 나는 강하늘이다. …내가 쫓아야 할 것은 범인이 아니라, 빌린 목숨으로 살아온 나 자신인지도 모른다."</w:t>
       </w:r>
     </w:p>
     <w:p/>
